--- a/企业AI培训_交付包/中级课程_完整交付包/README_目录说明.docx
+++ b/企业AI培训_交付包/中级课程_完整交付包/README_目录说明.docx
@@ -2,7 +2,7 @@
 <file path=word/document.xml><?xml version="1.0" encoding="utf-8"?>
 <w:document xmlns:w="http://schemas.openxmlformats.org/wordprocessingml/2006/main" xmlns:m="http://schemas.openxmlformats.org/officeDocument/2006/math" xmlns:r="http://schemas.openxmlformats.org/officeDocument/2006/relationships" xmlns:o="urn:schemas-microsoft-com:office:office" xmlns:v="urn:schemas-microsoft-com:vml" xmlns:w10="urn:schemas-microsoft-com:office:word" xmlns:a="http://schemas.openxmlformats.org/drawingml/2006/main" xmlns:pic="http://schemas.openxmlformats.org/drawingml/2006/picture" xmlns:wp="http://schemas.openxmlformats.org/drawingml/2006/wordprocessingDrawing">
   <w:body>
-    <w:bookmarkStart w:id="15" w:name="中级课程-完整交付包ai-场景落地-l2l3"/>
+    <w:bookmarkStart w:id="15" w:name="中级课程-完整交付包ai-场景落地-通用企业版-v2.0"/>
     <w:p>
       <w:pPr>
         <w:pStyle w:val="Heading1"/>
@@ -38,7 +38,16 @@
         <w:rPr>
           <w:rFonts w:hint="eastAsia"/>
         </w:rPr>
-        <w:t xml:space="preserve">L2+L3）</w:t>
+        <w:t xml:space="preserve">通用企业版</w:t>
+      </w:r>
+      <w:r>
+        <w:t xml:space="preserve"> </w:t>
+      </w:r>
+      <w:r>
+        <w:rPr>
+          <w:rFonts w:hint="eastAsia"/>
+        </w:rPr>
+        <w:t xml:space="preserve">V2.0）</w:t>
       </w:r>
     </w:p>
     <w:p>
@@ -49,7 +58,22 @@
         <w:rPr>
           <w:rFonts w:hint="eastAsia"/>
         </w:rPr>
-        <w:t xml:space="preserve">交付日期：2026-08-24</w:t>
+        <w:t xml:space="preserve">版本：</w:t>
+      </w:r>
+      <w:r>
+        <w:rPr>
+          <w:b/>
+          <w:bCs/>
+        </w:rPr>
+        <w:t xml:space="preserve">V2.0 </w:t>
+      </w:r>
+      <w:r>
+        <w:rPr>
+          <w:rFonts w:hint="eastAsia"/>
+          <w:b/>
+          <w:bCs/>
+        </w:rPr>
+        <w:t xml:space="preserve">通用企业版（2026-09-02）</w:t>
       </w:r>
       <w:r>
         <w:t xml:space="preserve"> </w:t>
@@ -113,6 +137,24 @@
           <w:rFonts w:hint="eastAsia"/>
         </w:rPr>
         <w:t xml:space="preserve">零代码实操</w:t>
+      </w:r>
+      <w:r>
+        <w:t xml:space="preserve"> </w:t>
+      </w:r>
+      <w:r>
+        <w:rPr>
+          <w:rFonts w:hint="eastAsia"/>
+        </w:rPr>
+        <w:t xml:space="preserve">上一版</w:t>
+      </w:r>
+      <w:r>
+        <w:t xml:space="preserve"> </w:t>
+      </w:r>
+      <w:r>
+        <w:rPr>
+          <w:rFonts w:hint="eastAsia"/>
+        </w:rPr>
+        <w:t xml:space="preserve">V1.0（制造业版，2026-08-24）归档至《行业案例包·制造业》</w:t>
       </w:r>
     </w:p>
     <w:bookmarkStart w:id="9" w:name="一目录清单"/>
@@ -657,7 +699,7 @@
               <w:rPr>
                 <w:rFonts w:hint="eastAsia"/>
               </w:rPr>
-              <w:t xml:space="preserve">设备</w:t>
+              <w:t xml:space="preserve">数据/预测</w:t>
             </w:r>
             <w:r>
               <w:t xml:space="preserve"> M1+M2 / </w:t>
@@ -666,7 +708,7 @@
               <w:rPr>
                 <w:rFonts w:hint="eastAsia"/>
               </w:rPr>
-              <w:t xml:space="preserve">质量</w:t>
+              <w:t xml:space="preserve">审核/质量</w:t>
             </w:r>
             <w:r>
               <w:t xml:space="preserve"> M1+M3 / </w:t>
@@ -675,7 +717,7 @@
               <w:rPr>
                 <w:rFonts w:hint="eastAsia"/>
               </w:rPr>
-              <w:t xml:space="preserve">供应链</w:t>
+              <w:t xml:space="preserve">运营/资源</w:t>
             </w:r>
             <w:r>
               <w:t xml:space="preserve"> M1+M4 / </w:t>
@@ -684,7 +726,7 @@
               <w:rPr>
                 <w:rFonts w:hint="eastAsia"/>
               </w:rPr>
-              <w:t xml:space="preserve">工艺</w:t>
+              <w:t xml:space="preserve">技术/知识</w:t>
             </w:r>
             <w:r>
               <w:t xml:space="preserve"> M1+M5</w:t>
@@ -1003,16 +1045,7 @@
         <w:rPr>
           <w:rFonts w:hint="eastAsia"/>
         </w:rPr>
-        <w:t xml:space="preserve">：陕汽</w:t>
-      </w:r>
-      <w:r>
-        <w:t xml:space="preserve"> 10 </w:t>
-      </w:r>
-      <w:r>
-        <w:rPr>
-          <w:rFonts w:hint="eastAsia"/>
-        </w:rPr>
-        <w:t xml:space="preserve">秒预警、96%</w:t>
+        <w:t xml:space="preserve">：96%</w:t>
       </w:r>
       <w:r>
         <w:t xml:space="preserve"> </w:t>
@@ -1021,7 +1054,19 @@
         <w:rPr>
           <w:rFonts w:hint="eastAsia"/>
         </w:rPr>
-        <w:t xml:space="preserve">召回铁案、博世</w:t>
+        <w:t xml:space="preserve">准确率漏判铁案（</w:t>
+      </w:r>
+      <w:r>
+        <w:rPr>
+          <w:rFonts w:hint="eastAsia"/>
+        </w:rPr>
+        <w:t xml:space="preserve">“整体漂亮但关键类别漏判=停”</w:t>
+      </w:r>
+      <w:r>
+        <w:rPr>
+          <w:rFonts w:hint="eastAsia"/>
+        </w:rPr>
+        <w:t xml:space="preserve">）、跨行业预测</w:t>
       </w:r>
       <w:r>
         <w:t xml:space="preserve"> </w:t>
@@ -1030,10 +1075,7 @@
         <w:rPr>
           <w:rFonts w:hint="eastAsia"/>
         </w:rPr>
-        <w:t xml:space="preserve">-40%、西门子</w:t>
-      </w:r>
-      <w:r>
-        <w:t xml:space="preserve"> -50%/-25%</w:t>
+        <w:t xml:space="preserve">-50%/-25%（制造客户加开展开陕汽/西门子/博世）</w:t>
       </w:r>
     </w:p>
     <w:p>
@@ -1056,10 +1098,37 @@
         <w:rPr>
           <w:rFonts w:hint="eastAsia"/>
         </w:rPr>
-        <w:t xml:space="preserve">：DeepSeek/通义/豆包</w:t>
-      </w:r>
-      <w:r>
-        <w:t xml:space="preserve"> + </w:t>
+        <w:t xml:space="preserve">：DeepSeek</w:t>
+      </w:r>
+      <w:r>
+        <w:t xml:space="preserve"> </w:t>
+      </w:r>
+      <w:r>
+        <w:rPr>
+          <w:rFonts w:hint="eastAsia"/>
+        </w:rPr>
+        <w:t xml:space="preserve">V4/通义</w:t>
+      </w:r>
+      <w:r>
+        <w:t xml:space="preserve"> </w:t>
+      </w:r>
+      <w:r>
+        <w:rPr>
+          <w:rFonts w:hint="eastAsia"/>
+        </w:rPr>
+        <w:t xml:space="preserve">Qwen3.8-Max/豆包</w:t>
+      </w:r>
+      <w:r>
+        <w:t xml:space="preserve"> </w:t>
+      </w:r>
+      <w:r>
+        <w:rPr>
+          <w:rFonts w:hint="eastAsia"/>
+        </w:rPr>
+        <w:t xml:space="preserve">2.1/智谱</w:t>
+      </w:r>
+      <w:r>
+        <w:t xml:space="preserve"> GLM-5.2/Kimi K3 + </w:t>
       </w:r>
       <w:r>
         <w:rPr>
@@ -1074,7 +1143,7 @@
         <w:rPr>
           <w:rFonts w:hint="eastAsia"/>
         </w:rPr>
-        <w:t xml:space="preserve">个在线精益工具</w:t>
+        <w:t xml:space="preserve">个在线流程工具</w:t>
       </w:r>
     </w:p>
     <w:bookmarkEnd w:id="12"/>
@@ -1161,7 +1230,7 @@
         <w:rPr>
           <w:rFonts w:hint="eastAsia"/>
         </w:rPr>
-        <w:t xml:space="preserve">预测维护（3</w:t>
+        <w:t xml:space="preserve">数据驱动的预测与预警（3</w:t>
       </w:r>
       <w:r>
         <w:t xml:space="preserve"> </w:t>
@@ -1179,7 +1248,16 @@
         <w:rPr>
           <w:rFonts w:hint="eastAsia"/>
         </w:rPr>
-        <w:t xml:space="preserve">视觉质检（3</w:t>
+        <w:t xml:space="preserve">智能审核与</w:t>
+      </w:r>
+      <w:r>
+        <w:t xml:space="preserve"> AI </w:t>
+      </w:r>
+      <w:r>
+        <w:rPr>
+          <w:rFonts w:hint="eastAsia"/>
+        </w:rPr>
+        <w:t xml:space="preserve">判定（3</w:t>
       </w:r>
       <w:r>
         <w:t xml:space="preserve"> </w:t>
@@ -1197,7 +1275,7 @@
         <w:rPr>
           <w:rFonts w:hint="eastAsia"/>
         </w:rPr>
-        <w:t xml:space="preserve">生产供应链（5</w:t>
+        <w:t xml:space="preserve">流程优化与资源调度（5</w:t>
       </w:r>
       <w:r>
         <w:t xml:space="preserve"> </w:t>
@@ -1215,7 +1293,7 @@
         <w:rPr>
           <w:rFonts w:hint="eastAsia"/>
         </w:rPr>
-        <w:t xml:space="preserve">与智能体（4</w:t>
+        <w:t xml:space="preserve">与岗位知识助手（4</w:t>
       </w:r>
       <w:r>
         <w:t xml:space="preserve"> </w:t>

--- a/企业AI培训_交付包/中级课程_完整交付包/README_目录说明.docx
+++ b/企业AI培训_交付包/中级课程_完整交付包/README_目录说明.docx
@@ -445,6 +445,243 @@
                 <w:rFonts w:hint="eastAsia"/>
               </w:rPr>
               <w:t xml:space="preserve">讲师逐模块讲稿（含案例、金句、互动设计）</w:t>
+            </w:r>
+          </w:p>
+        </w:tc>
+      </w:tr>
+      <w:tr>
+        <w:tc>
+          <w:tcPr/>
+          <w:p>
+            <w:pPr>
+              <w:pStyle w:val="Compact"/>
+            </w:pPr>
+            <w:r>
+              <w:rPr>
+                <w:rFonts w:hint="eastAsia"/>
+              </w:rPr>
+              <w:t xml:space="preserve">05_学员资源</w:t>
+            </w:r>
+          </w:p>
+        </w:tc>
+        <w:tc>
+          <w:tcPr/>
+          <w:p>
+            <w:pPr>
+              <w:pStyle w:val="Compact"/>
+            </w:pPr>
+            <w:r>
+              <w:rPr>
+                <w:rFonts w:hint="eastAsia"/>
+              </w:rPr>
+              <w:t xml:space="preserve">学员工具包_速查卡.md</w:t>
+            </w:r>
+            <w:r>
+              <w:t xml:space="preserve"> / </w:t>
+            </w:r>
+            <w:r>
+              <w:rPr>
+                <w:rFonts w:hint="eastAsia"/>
+              </w:rPr>
+              <w:t xml:space="preserve">.docx；迷你项目工具包.md</w:t>
+            </w:r>
+            <w:r>
+              <w:t xml:space="preserve"> / .docx</w:t>
+            </w:r>
+          </w:p>
+        </w:tc>
+        <w:tc>
+          <w:tcPr/>
+          <w:p>
+            <w:pPr>
+              <w:pStyle w:val="Compact"/>
+            </w:pPr>
+            <w:r>
+              <w:t xml:space="preserve">M1-M8 </w:t>
+            </w:r>
+            <w:r>
+              <w:rPr>
+                <w:rFonts w:hint="eastAsia"/>
+              </w:rPr>
+              <w:t xml:space="preserve">方法论速查</w:t>
+            </w:r>
+            <w:r>
+              <w:t xml:space="preserve"> + M8 </w:t>
+            </w:r>
+            <w:r>
+              <w:rPr>
+                <w:rFonts w:hint="eastAsia"/>
+              </w:rPr>
+              <w:t xml:space="preserve">六件套填空模板</w:t>
+            </w:r>
+            <w:r>
+              <w:t xml:space="preserve"> + 30-60-90 </w:t>
+            </w:r>
+            <w:r>
+              <w:rPr>
+                <w:rFonts w:hint="eastAsia"/>
+              </w:rPr>
+              <w:t xml:space="preserve">天采纳指南</w:t>
+            </w:r>
+          </w:p>
+        </w:tc>
+      </w:tr>
+      <w:tr>
+        <w:tc>
+          <w:tcPr/>
+          <w:p>
+            <w:pPr>
+              <w:pStyle w:val="Compact"/>
+            </w:pPr>
+            <w:r>
+              <w:rPr>
+                <w:rFonts w:hint="eastAsia"/>
+              </w:rPr>
+              <w:t xml:space="preserve">06_考核认证</w:t>
+            </w:r>
+          </w:p>
+        </w:tc>
+        <w:tc>
+          <w:tcPr/>
+          <w:p>
+            <w:pPr>
+              <w:pStyle w:val="Compact"/>
+            </w:pPr>
+            <w:r>
+              <w:rPr>
+                <w:rFonts w:hint="eastAsia"/>
+              </w:rPr>
+              <w:t xml:space="preserve">考核认证题库.md</w:t>
+            </w:r>
+            <w:r>
+              <w:t xml:space="preserve"> / .docx</w:t>
+            </w:r>
+          </w:p>
+        </w:tc>
+        <w:tc>
+          <w:tcPr/>
+          <w:p>
+            <w:pPr>
+              <w:pStyle w:val="Compact"/>
+            </w:pPr>
+            <w:r>
+              <w:rPr>
+                <w:rFonts w:hint="eastAsia"/>
+              </w:rPr>
+              <w:t xml:space="preserve">小测</w:t>
+            </w:r>
+            <w:r>
+              <w:t xml:space="preserve"> 40 </w:t>
+            </w:r>
+            <w:r>
+              <w:rPr>
+                <w:rFonts w:hint="eastAsia"/>
+              </w:rPr>
+              <w:t xml:space="preserve">题</w:t>
+            </w:r>
+            <w:r>
+              <w:t xml:space="preserve"> + </w:t>
+            </w:r>
+            <w:r>
+              <w:rPr>
+                <w:rFonts w:hint="eastAsia"/>
+              </w:rPr>
+              <w:t xml:space="preserve">实操证据清单</w:t>
+            </w:r>
+            <w:r>
+              <w:t xml:space="preserve"> + </w:t>
+            </w:r>
+            <w:r>
+              <w:rPr>
+                <w:rFonts w:hint="eastAsia"/>
+              </w:rPr>
+              <w:t xml:space="preserve">案例分析</w:t>
+            </w:r>
+            <w:r>
+              <w:t xml:space="preserve"> + </w:t>
+            </w:r>
+            <w:r>
+              <w:rPr>
+                <w:rFonts w:hint="eastAsia"/>
+              </w:rPr>
+              <w:t xml:space="preserve">迷你项目评分表（对齐大纲第五章权重）</w:t>
+            </w:r>
+          </w:p>
+        </w:tc>
+      </w:tr>
+      <w:tr>
+        <w:tc>
+          <w:tcPr/>
+          <w:p>
+            <w:pPr>
+              <w:pStyle w:val="Compact"/>
+            </w:pPr>
+            <w:r>
+              <w:rPr>
+                <w:rFonts w:hint="eastAsia"/>
+              </w:rPr>
+              <w:t xml:space="preserve">07_讲师资源</w:t>
+            </w:r>
+          </w:p>
+        </w:tc>
+        <w:tc>
+          <w:tcPr/>
+          <w:p>
+            <w:pPr>
+              <w:pStyle w:val="Compact"/>
+            </w:pPr>
+            <w:r>
+              <w:rPr>
+                <w:rFonts w:hint="eastAsia"/>
+              </w:rPr>
+              <w:t xml:space="preserve">讲师授课指南.md</w:t>
+            </w:r>
+            <w:r>
+              <w:t xml:space="preserve"> / .docx</w:t>
+            </w:r>
+          </w:p>
+        </w:tc>
+        <w:tc>
+          <w:tcPr/>
+          <w:p>
+            <w:pPr>
+              <w:pStyle w:val="Compact"/>
+            </w:pPr>
+            <w:r>
+              <w:t xml:space="preserve">24 </w:t>
+            </w:r>
+            <w:r>
+              <w:rPr>
+                <w:rFonts w:hint="eastAsia"/>
+              </w:rPr>
+              <w:t xml:space="preserve">课时排课</w:t>
+            </w:r>
+            <w:r>
+              <w:t xml:space="preserve"> + 10 </w:t>
+            </w:r>
+            <w:r>
+              <w:rPr>
+                <w:rFonts w:hint="eastAsia"/>
+              </w:rPr>
+              <w:t xml:space="preserve">活动包带练要点</w:t>
+            </w:r>
+            <w:r>
+              <w:t xml:space="preserve"> + M8 </w:t>
+            </w:r>
+            <w:r>
+              <w:rPr>
+                <w:rFonts w:hint="eastAsia"/>
+              </w:rPr>
+              <w:t xml:space="preserve">答辩主持稿（三把刀）+</w:t>
+            </w:r>
+            <w:r>
+              <w:t xml:space="preserve"> </w:t>
+            </w:r>
+            <w:r>
+              <w:rPr>
+                <w:rFonts w:hint="eastAsia"/>
+              </w:rPr>
+              <w:t xml:space="preserve">物料清单</w:t>
             </w:r>
           </w:p>
         </w:tc>
